--- a/02_docent/13_Радюк_Службова-записка.docx
+++ b/02_docent/13_Радюк_Службова-записка.docx
@@ -379,7 +379,7 @@
           <w:szCs w:val="28"/>
           <w:lang w:val="uk-UA" w:eastAsia="ru-RU"/>
         </w:rPr>
-        <w:t>11</w:t>
+        <w:t>10</w:t>
       </w:r>
       <w:r>
         <w:rPr>
